--- a/Programming/pandoc_reference.docx
+++ b/Programming/pandoc_reference.docx
@@ -481,11 +481,11 @@
 </file>
 
 <file path=word/styles.xml><?xml version="1.0" encoding="utf-8"?>
-<w:styles xmlns:w="http://schemas.openxmlformats.org/wordprocessingml/2006/main">
+<w:styles xmlns:r="http://schemas.openxmlformats.org/officeDocument/2006/relationships" xmlns:w="http://schemas.openxmlformats.org/wordprocessingml/2006/main">
   <w:docDefaults>
     <w:rPrDefault>
       <w:rPr>
-        <w:rFonts w:asciiTheme="minorHAnsi" w:eastAsiaTheme="minorEastAsia" w:hAnsiTheme="minorHAnsi" w:cstheme="minorBidi" w:ascii="CMU Serif" w:hAnsi="CMU Serif" w:cs="CMU Serif" w:eastAsia="CMU Serif"/>
+        <w:rFonts w:ascii="CMU Serif" w:hAnsi="CMU Serif" w:cs="CMU Serif" w:eastAsia="CMU Serif"/>
         <w:sz w:val="24"/>
         <w:szCs w:val="24"/>
         <w:lang w:val="en-US" w:eastAsia="zh-CN" w:bidi="ar-SA"/>
@@ -539,7 +539,7 @@
       <w:jc w:val="center"/>
     </w:pPr>
     <w:rPr>
-      <w:rFonts w:asciiTheme="majorHAnsi" w:eastAsiaTheme="majorEastAsia" w:hAnsiTheme="majorHAnsi" w:cstheme="majorBidi" w:ascii="CMU Serif" w:hAnsi="CMU Serif" w:cs="CMU Serif" w:eastAsia="CMU Serif"/>
+      <w:rFonts w:ascii="CMU Serif" w:hAnsi="CMU Serif" w:cs="CMU Serif" w:eastAsia="CMU Serif"/>
       <w:sz w:val="56"/>
       <w:szCs w:val="56"/>
     </w:rPr>
@@ -551,7 +551,7 @@
     <w:uiPriority w:val="10"/>
     <w:rsid w:val="00A10FD9"/>
     <w:rPr>
-      <w:rFonts w:asciiTheme="majorHAnsi" w:eastAsiaTheme="majorEastAsia" w:hAnsiTheme="majorHAnsi" w:cstheme="majorBidi" w:ascii="CMU Serif" w:hAnsi="CMU Serif" w:cs="CMU Serif" w:eastAsia="CMU Serif"/>
+      <w:rFonts w:ascii="CMU Serif" w:hAnsi="CMU Serif" w:cs="CMU Serif" w:eastAsia="CMU Serif"/>
       <w:sz w:val="56"/>
       <w:szCs w:val="56"/>
     </w:rPr>
@@ -570,7 +570,7 @@
       </w:numPr>
     </w:pPr>
     <w:rPr>
-      <w:rFonts w:eastAsiaTheme="majorEastAsia" w:cstheme="majorBidi" w:ascii="CMU Serif" w:hAnsi="CMU Serif" w:cs="CMU Serif" w:eastAsia="CMU Serif"/>
+      <w:rFonts w:ascii="CMU Serif" w:hAnsi="CMU Serif" w:cs="CMU Serif" w:eastAsia="CMU Serif"/>
       <w:spacing w:val="15"/>
       <w:sz w:val="28"/>
       <w:szCs w:val="28"/>
@@ -583,7 +583,7 @@
     <w:uiPriority w:val="11"/>
     <w:rsid w:val="00A10FD9"/>
     <w:rPr>
-      <w:rFonts w:eastAsiaTheme="majorEastAsia" w:cstheme="majorBidi" w:ascii="CMU Serif" w:hAnsi="CMU Serif" w:cs="CMU Serif" w:eastAsia="CMU Serif"/>
+      <w:rFonts w:ascii="CMU Serif" w:hAnsi="CMU Serif" w:cs="CMU Serif" w:eastAsia="CMU Serif"/>
       <w:color w:val="595959" w:themeColor="text1" w:themeTint="A6"/>
       <w:spacing w:val="15"/>
       <w:sz w:val="28"/>
@@ -673,7 +673,7 @@
       <w:outlineLvl w:val="0"/>
     </w:pPr>
     <w:rPr>
-      <w:rFonts w:asciiTheme="majorHAnsi" w:eastAsiaTheme="majorEastAsia" w:hAnsiTheme="majorHAnsi" w:cstheme="majorBidi" w:ascii="CMU Serif" w:hAnsi="CMU Serif" w:cs="CMU Serif" w:eastAsia="CMU Serif"/>
+      <w:rFonts w:ascii="CMU Serif" w:hAnsi="CMU Serif" w:cs="CMU Serif" w:eastAsia="CMU Serif"/>
       <w:color w:val="0F4761" w:themeColor="accent1" w:themeShade="BF"/>
       <w:sz w:val="40"/>
       <w:szCs w:val="40"/>
@@ -696,7 +696,7 @@
       <w:outlineLvl w:val="1"/>
     </w:pPr>
     <w:rPr>
-      <w:rFonts w:asciiTheme="majorHAnsi" w:eastAsiaTheme="majorEastAsia" w:hAnsiTheme="majorHAnsi" w:cstheme="majorBidi" w:ascii="CMU Serif" w:hAnsi="CMU Serif" w:cs="CMU Serif" w:eastAsia="CMU Serif"/>
+      <w:rFonts w:ascii="CMU Serif" w:hAnsi="CMU Serif" w:cs="CMU Serif" w:eastAsia="CMU Serif"/>
       <w:color w:val="0F4761" w:themeColor="accent1" w:themeShade="BF"/>
       <w:sz w:val="32"/>
       <w:szCs w:val="32"/>
@@ -719,7 +719,7 @@
       <w:outlineLvl w:val="2"/>
     </w:pPr>
     <w:rPr>
-      <w:rFonts w:eastAsiaTheme="majorEastAsia" w:cstheme="majorBidi" w:ascii="CMU Serif" w:hAnsi="CMU Serif" w:cs="CMU Serif" w:eastAsia="CMU Serif"/>
+      <w:rFonts w:ascii="CMU Serif" w:hAnsi="CMU Serif" w:cs="CMU Serif" w:eastAsia="CMU Serif"/>
       <w:color w:val="0F4761" w:themeColor="accent1" w:themeShade="BF"/>
       <w:sz w:val="28"/>
       <w:szCs w:val="28"/>
@@ -742,7 +742,7 @@
       <w:outlineLvl w:val="3"/>
     </w:pPr>
     <w:rPr>
-      <w:rFonts w:eastAsiaTheme="majorEastAsia" w:cstheme="majorBidi" w:ascii="CMU Serif" w:hAnsi="CMU Serif" w:cs="CMU Serif" w:eastAsia="CMU Serif"/>
+      <w:rFonts w:ascii="CMU Serif" w:hAnsi="CMU Serif" w:cs="CMU Serif" w:eastAsia="CMU Serif"/>
       <w:i/>
       <w:iCs/>
       <w:color w:val="0F4761" w:themeColor="accent1" w:themeShade="BF"/>
@@ -765,7 +765,7 @@
       <w:outlineLvl w:val="4"/>
     </w:pPr>
     <w:rPr>
-      <w:rFonts w:eastAsiaTheme="majorEastAsia" w:cstheme="majorBidi" w:ascii="CMU Serif" w:hAnsi="CMU Serif" w:cs="CMU Serif" w:eastAsia="CMU Serif"/>
+      <w:rFonts w:ascii="CMU Serif" w:hAnsi="CMU Serif" w:cs="CMU Serif" w:eastAsia="CMU Serif"/>
       <w:color w:val="0F4761" w:themeColor="accent1" w:themeShade="BF"/>
     </w:rPr>
   </w:style>
@@ -786,7 +786,7 @@
       <w:outlineLvl w:val="5"/>
     </w:pPr>
     <w:rPr>
-      <w:rFonts w:eastAsiaTheme="majorEastAsia" w:cstheme="majorBidi" w:ascii="CMU Serif" w:hAnsi="CMU Serif" w:cs="CMU Serif" w:eastAsia="CMU Serif"/>
+      <w:rFonts w:ascii="CMU Serif" w:hAnsi="CMU Serif" w:cs="CMU Serif" w:eastAsia="CMU Serif"/>
       <w:i/>
       <w:iCs/>
       <w:color w:val="595959" w:themeColor="text1" w:themeTint="A6"/>
@@ -809,7 +809,7 @@
       <w:outlineLvl w:val="6"/>
     </w:pPr>
     <w:rPr>
-      <w:rFonts w:eastAsiaTheme="majorEastAsia" w:cstheme="majorBidi" w:ascii="CMU Serif" w:hAnsi="CMU Serif" w:cs="CMU Serif" w:eastAsia="CMU Serif"/>
+      <w:rFonts w:ascii="CMU Serif" w:hAnsi="CMU Serif" w:cs="CMU Serif" w:eastAsia="CMU Serif"/>
       <w:color w:val="595959" w:themeColor="text1" w:themeTint="A6"/>
     </w:rPr>
   </w:style>
@@ -830,7 +830,7 @@
       <w:outlineLvl w:val="7"/>
     </w:pPr>
     <w:rPr>
-      <w:rFonts w:eastAsiaTheme="majorEastAsia" w:cstheme="majorBidi" w:ascii="CMU Serif" w:hAnsi="CMU Serif" w:cs="CMU Serif" w:eastAsia="CMU Serif"/>
+      <w:rFonts w:ascii="CMU Serif" w:hAnsi="CMU Serif" w:cs="CMU Serif" w:eastAsia="CMU Serif"/>
       <w:i/>
       <w:iCs/>
       <w:color w:val="272727" w:themeColor="text1" w:themeTint="D8"/>
@@ -853,7 +853,7 @@
       <w:outlineLvl w:val="8"/>
     </w:pPr>
     <w:rPr>
-      <w:rFonts w:eastAsiaTheme="majorEastAsia" w:cstheme="majorBidi" w:ascii="CMU Serif" w:hAnsi="CMU Serif" w:cs="CMU Serif" w:eastAsia="CMU Serif"/>
+      <w:rFonts w:ascii="CMU Serif" w:hAnsi="CMU Serif" w:cs="CMU Serif" w:eastAsia="CMU Serif"/>
       <w:color w:val="272727" w:themeColor="text1" w:themeTint="D8"/>
     </w:rPr>
   </w:style>
@@ -864,7 +864,7 @@
     <w:uiPriority w:val="9"/>
     <w:rsid w:val="00A10FD9"/>
     <w:rPr>
-      <w:rFonts w:asciiTheme="majorHAnsi" w:eastAsiaTheme="majorEastAsia" w:hAnsiTheme="majorHAnsi" w:cstheme="majorBidi" w:ascii="CMU Serif" w:hAnsi="CMU Serif" w:cs="CMU Serif" w:eastAsia="CMU Serif"/>
+      <w:rFonts w:ascii="CMU Serif" w:hAnsi="CMU Serif" w:cs="CMU Serif" w:eastAsia="CMU Serif"/>
       <w:color w:val="0F4761" w:themeColor="accent1" w:themeShade="BF"/>
       <w:sz w:val="40"/>
       <w:szCs w:val="40"/>
@@ -878,7 +878,7 @@
     <w:semiHidden/>
     <w:rsid w:val="00A10FD9"/>
     <w:rPr>
-      <w:rFonts w:asciiTheme="majorHAnsi" w:eastAsiaTheme="majorEastAsia" w:hAnsiTheme="majorHAnsi" w:cstheme="majorBidi" w:ascii="CMU Serif" w:hAnsi="CMU Serif" w:cs="CMU Serif" w:eastAsia="CMU Serif"/>
+      <w:rFonts w:ascii="CMU Serif" w:hAnsi="CMU Serif" w:cs="CMU Serif" w:eastAsia="CMU Serif"/>
       <w:color w:val="0F4761" w:themeColor="accent1" w:themeShade="BF"/>
       <w:sz w:val="32"/>
       <w:szCs w:val="32"/>
@@ -892,7 +892,7 @@
     <w:semiHidden/>
     <w:rsid w:val="00A10FD9"/>
     <w:rPr>
-      <w:rFonts w:eastAsiaTheme="majorEastAsia" w:cstheme="majorBidi" w:ascii="CMU Serif" w:hAnsi="CMU Serif" w:cs="CMU Serif" w:eastAsia="CMU Serif"/>
+      <w:rFonts w:ascii="CMU Serif" w:hAnsi="CMU Serif" w:cs="CMU Serif" w:eastAsia="CMU Serif"/>
       <w:color w:val="0F4761" w:themeColor="accent1" w:themeShade="BF"/>
       <w:sz w:val="28"/>
       <w:szCs w:val="28"/>
@@ -906,7 +906,7 @@
     <w:semiHidden/>
     <w:rsid w:val="00A10FD9"/>
     <w:rPr>
-      <w:rFonts w:eastAsiaTheme="majorEastAsia" w:cstheme="majorBidi" w:ascii="CMU Serif" w:hAnsi="CMU Serif" w:cs="CMU Serif" w:eastAsia="CMU Serif"/>
+      <w:rFonts w:ascii="CMU Serif" w:hAnsi="CMU Serif" w:cs="CMU Serif" w:eastAsia="CMU Serif"/>
       <w:i/>
       <w:iCs/>
       <w:color w:val="0F4761" w:themeColor="accent1" w:themeShade="BF"/>
@@ -920,7 +920,7 @@
     <w:semiHidden/>
     <w:rsid w:val="00A10FD9"/>
     <w:rPr>
-      <w:rFonts w:eastAsiaTheme="majorEastAsia" w:cstheme="majorBidi" w:ascii="CMU Serif" w:hAnsi="CMU Serif" w:cs="CMU Serif" w:eastAsia="CMU Serif"/>
+      <w:rFonts w:ascii="CMU Serif" w:hAnsi="CMU Serif" w:cs="CMU Serif" w:eastAsia="CMU Serif"/>
       <w:color w:val="0F4761" w:themeColor="accent1" w:themeShade="BF"/>
     </w:rPr>
   </w:style>
@@ -932,7 +932,7 @@
     <w:semiHidden/>
     <w:rsid w:val="00A10FD9"/>
     <w:rPr>
-      <w:rFonts w:eastAsiaTheme="majorEastAsia" w:cstheme="majorBidi" w:ascii="CMU Serif" w:hAnsi="CMU Serif" w:cs="CMU Serif" w:eastAsia="CMU Serif"/>
+      <w:rFonts w:ascii="CMU Serif" w:hAnsi="CMU Serif" w:cs="CMU Serif" w:eastAsia="CMU Serif"/>
       <w:i/>
       <w:iCs/>
       <w:color w:val="595959" w:themeColor="text1" w:themeTint="A6"/>
@@ -946,7 +946,7 @@
     <w:semiHidden/>
     <w:rsid w:val="00A10FD9"/>
     <w:rPr>
-      <w:rFonts w:eastAsiaTheme="majorEastAsia" w:cstheme="majorBidi" w:ascii="CMU Serif" w:hAnsi="CMU Serif" w:cs="CMU Serif" w:eastAsia="CMU Serif"/>
+      <w:rFonts w:ascii="CMU Serif" w:hAnsi="CMU Serif" w:cs="CMU Serif" w:eastAsia="CMU Serif"/>
       <w:color w:val="595959" w:themeColor="text1" w:themeTint="A6"/>
     </w:rPr>
   </w:style>
@@ -958,7 +958,7 @@
     <w:semiHidden/>
     <w:rsid w:val="00A10FD9"/>
     <w:rPr>
-      <w:rFonts w:eastAsiaTheme="majorEastAsia" w:cstheme="majorBidi" w:ascii="CMU Serif" w:hAnsi="CMU Serif" w:cs="CMU Serif" w:eastAsia="CMU Serif"/>
+      <w:rFonts w:ascii="CMU Serif" w:hAnsi="CMU Serif" w:cs="CMU Serif" w:eastAsia="CMU Serif"/>
       <w:i/>
       <w:iCs/>
       <w:color w:val="272727" w:themeColor="text1" w:themeTint="D8"/>
@@ -972,7 +972,7 @@
     <w:semiHidden/>
     <w:rsid w:val="00A10FD9"/>
     <w:rPr>
-      <w:rFonts w:eastAsiaTheme="majorEastAsia" w:cstheme="majorBidi" w:ascii="CMU Serif" w:hAnsi="CMU Serif" w:cs="CMU Serif" w:eastAsia="CMU Serif"/>
+      <w:rFonts w:ascii="CMU Serif" w:hAnsi="CMU Serif" w:cs="CMU Serif" w:eastAsia="CMU Serif"/>
       <w:color w:val="272727" w:themeColor="text1" w:themeTint="D8"/>
     </w:rPr>
   </w:style>
@@ -1130,7 +1130,7 @@
       <w:outlineLvl w:val="9"/>
     </w:pPr>
     <w:rPr>
-      <w:rFonts w:asciiTheme="majorHAnsi" w:eastAsiaTheme="majorEastAsia" w:hAnsiTheme="majorHAnsi" w:cstheme="majorBidi" w:ascii="CMU Serif" w:hAnsi="CMU Serif" w:cs="CMU Serif" w:eastAsia="CMU Serif"/>
+      <w:rFonts w:ascii="CMU Serif" w:hAnsi="CMU Serif" w:cs="CMU Serif" w:eastAsia="CMU Serif"/>
       <w:b w:val="0"/>
       <w:bCs w:val="0"/>
       <w:color w:val="365F91" w:themeColor="accent1" w:themeShade="BF"/>
@@ -1140,7 +1140,7 @@
 </file>
 
 <file path=word/theme/theme1.xml><?xml version="1.0" encoding="utf-8"?>
-<a:theme xmlns:a="http://schemas.openxmlformats.org/drawingml/2006/main" xmlns:ns1="http://schemas.microsoft.com/office/thememl/2012/main" name="Office Theme">
+<a:theme xmlns:a="http://schemas.openxmlformats.org/drawingml/2006/main" name="Office Theme">
   <a:themeElements>
     <a:clrScheme name="Office">
       <a:dk1>
@@ -1185,105 +1185,105 @@
         <a:latin typeface="CMU Serif" panose="02110004020202020204"/>
         <a:ea typeface="CMU Serif"/>
         <a:cs typeface="CMU Serif"/>
-        <a:font script="Jpan" typeface="游ゴシック Light"/>
-        <a:font script="Hang" typeface="맑은 고딕"/>
-        <a:font script="Hans" typeface="等线 Light"/>
-        <a:font script="Hant" typeface="新細明體"/>
-        <a:font script="Arab" typeface="Times New Roman"/>
-        <a:font script="Hebr" typeface="Times New Roman"/>
-        <a:font script="Thai" typeface="Angsana New"/>
-        <a:font script="Ethi" typeface="Nyala"/>
-        <a:font script="Beng" typeface="Vrinda"/>
-        <a:font script="Gujr" typeface="Shruti"/>
-        <a:font script="Khmr" typeface="MoolBoran"/>
-        <a:font script="Knda" typeface="Tunga"/>
-        <a:font script="Guru" typeface="Raavi"/>
-        <a:font script="Cans" typeface="Euphemia"/>
-        <a:font script="Cher" typeface="Plantagenet Cherokee"/>
-        <a:font script="Yiii" typeface="Microsoft Yi Baiti"/>
-        <a:font script="Tibt" typeface="Microsoft Himalaya"/>
-        <a:font script="Thaa" typeface="MV Boli"/>
-        <a:font script="Deva" typeface="Mangal"/>
-        <a:font script="Telu" typeface="Gautami"/>
-        <a:font script="Taml" typeface="Latha"/>
-        <a:font script="Syrc" typeface="Estrangelo Edessa"/>
-        <a:font script="Orya" typeface="Kalinga"/>
-        <a:font script="Mlym" typeface="Kartika"/>
-        <a:font script="Laoo" typeface="DokChampa"/>
-        <a:font script="Sinh" typeface="Iskoola Pota"/>
-        <a:font script="Mong" typeface="Mongolian Baiti"/>
-        <a:font script="Viet" typeface="Times New Roman"/>
-        <a:font script="Uigh" typeface="Microsoft Uighur"/>
-        <a:font script="Geor" typeface="Sylfaen"/>
-        <a:font script="Armn" typeface="Arial"/>
-        <a:font script="Bugi" typeface="Leelawadee UI"/>
-        <a:font script="Bopo" typeface="Microsoft JhengHei"/>
-        <a:font script="Java" typeface="Javanese Text"/>
-        <a:font script="Lisu" typeface="Segoe UI"/>
-        <a:font script="Mymr" typeface="Myanmar Text"/>
-        <a:font script="Nkoo" typeface="Ebrima"/>
-        <a:font script="Olck" typeface="Nirmala UI"/>
-        <a:font script="Osma" typeface="Ebrima"/>
-        <a:font script="Phag" typeface="Phagspa"/>
-        <a:font script="Syrn" typeface="Estrangelo Edessa"/>
-        <a:font script="Syrj" typeface="Estrangelo Edessa"/>
-        <a:font script="Syre" typeface="Estrangelo Edessa"/>
-        <a:font script="Sora" typeface="Nirmala UI"/>
-        <a:font script="Tale" typeface="Microsoft Tai Le"/>
-        <a:font script="Talu" typeface="Microsoft New Tai Lue"/>
-        <a:font script="Tfng" typeface="Ebrima"/>
+        <a:font script="Jpan" typeface="CMU Serif"/>
+        <a:font script="Hang" typeface="CMU Serif"/>
+        <a:font script="Hans" typeface="CMU Serif"/>
+        <a:font script="Hant" typeface="CMU Serif"/>
+        <a:font script="Arab" typeface="CMU Serif"/>
+        <a:font script="Hebr" typeface="CMU Serif"/>
+        <a:font script="Thai" typeface="CMU Serif"/>
+        <a:font script="Ethi" typeface="CMU Serif"/>
+        <a:font script="Beng" typeface="CMU Serif"/>
+        <a:font script="Gujr" typeface="CMU Serif"/>
+        <a:font script="Khmr" typeface="CMU Serif"/>
+        <a:font script="Knda" typeface="CMU Serif"/>
+        <a:font script="Guru" typeface="CMU Serif"/>
+        <a:font script="Cans" typeface="CMU Serif"/>
+        <a:font script="Cher" typeface="CMU Serif"/>
+        <a:font script="Yiii" typeface="CMU Serif"/>
+        <a:font script="Tibt" typeface="CMU Serif"/>
+        <a:font script="Thaa" typeface="CMU Serif"/>
+        <a:font script="Deva" typeface="CMU Serif"/>
+        <a:font script="Telu" typeface="CMU Serif"/>
+        <a:font script="Taml" typeface="CMU Serif"/>
+        <a:font script="Syrc" typeface="CMU Serif"/>
+        <a:font script="Orya" typeface="CMU Serif"/>
+        <a:font script="Mlym" typeface="CMU Serif"/>
+        <a:font script="Laoo" typeface="CMU Serif"/>
+        <a:font script="Sinh" typeface="CMU Serif"/>
+        <a:font script="Mong" typeface="CMU Serif"/>
+        <a:font script="Viet" typeface="CMU Serif"/>
+        <a:font script="Uigh" typeface="CMU Serif"/>
+        <a:font script="Geor" typeface="CMU Serif"/>
+        <a:font script="Armn" typeface="CMU Serif"/>
+        <a:font script="Bugi" typeface="CMU Serif"/>
+        <a:font script="Bopo" typeface="CMU Serif"/>
+        <a:font script="Java" typeface="CMU Serif"/>
+        <a:font script="Lisu" typeface="CMU Serif"/>
+        <a:font script="Mymr" typeface="CMU Serif"/>
+        <a:font script="Nkoo" typeface="CMU Serif"/>
+        <a:font script="Olck" typeface="CMU Serif"/>
+        <a:font script="Osma" typeface="CMU Serif"/>
+        <a:font script="Phag" typeface="CMU Serif"/>
+        <a:font script="Syrn" typeface="CMU Serif"/>
+        <a:font script="Syrj" typeface="CMU Serif"/>
+        <a:font script="Syre" typeface="CMU Serif"/>
+        <a:font script="Sora" typeface="CMU Serif"/>
+        <a:font script="Tale" typeface="CMU Serif"/>
+        <a:font script="Talu" typeface="CMU Serif"/>
+        <a:font script="Tfng" typeface="CMU Serif"/>
       </a:majorFont>
       <a:minorFont>
         <a:latin typeface="CMU Serif" panose="02110004020202020204"/>
         <a:ea typeface="CMU Serif"/>
         <a:cs typeface="CMU Serif"/>
-        <a:font script="Jpan" typeface="游明朝"/>
-        <a:font script="Hang" typeface="맑은 고딕"/>
-        <a:font script="Hans" typeface="等线"/>
-        <a:font script="Hant" typeface="新細明體"/>
-        <a:font script="Arab" typeface="Arial"/>
-        <a:font script="Hebr" typeface="Arial"/>
-        <a:font script="Thai" typeface="Cordia New"/>
-        <a:font script="Ethi" typeface="Nyala"/>
-        <a:font script="Beng" typeface="Vrinda"/>
-        <a:font script="Gujr" typeface="Shruti"/>
-        <a:font script="Khmr" typeface="DaunPenh"/>
-        <a:font script="Knda" typeface="Tunga"/>
-        <a:font script="Guru" typeface="Raavi"/>
-        <a:font script="Cans" typeface="Euphemia"/>
-        <a:font script="Cher" typeface="Plantagenet Cherokee"/>
-        <a:font script="Yiii" typeface="Microsoft Yi Baiti"/>
-        <a:font script="Tibt" typeface="Microsoft Himalaya"/>
-        <a:font script="Thaa" typeface="MV Boli"/>
-        <a:font script="Deva" typeface="Mangal"/>
-        <a:font script="Telu" typeface="Gautami"/>
-        <a:font script="Taml" typeface="Latha"/>
-        <a:font script="Syrc" typeface="Estrangelo Edessa"/>
-        <a:font script="Orya" typeface="Kalinga"/>
-        <a:font script="Mlym" typeface="Kartika"/>
-        <a:font script="Laoo" typeface="DokChampa"/>
-        <a:font script="Sinh" typeface="Iskoola Pota"/>
-        <a:font script="Mong" typeface="Mongolian Baiti"/>
-        <a:font script="Viet" typeface="Arial"/>
-        <a:font script="Uigh" typeface="Microsoft Uighur"/>
-        <a:font script="Geor" typeface="Sylfaen"/>
-        <a:font script="Armn" typeface="Arial"/>
-        <a:font script="Bugi" typeface="Leelawadee UI"/>
-        <a:font script="Bopo" typeface="Microsoft JhengHei"/>
-        <a:font script="Java" typeface="Javanese Text"/>
-        <a:font script="Lisu" typeface="Segoe UI"/>
-        <a:font script="Mymr" typeface="Myanmar Text"/>
-        <a:font script="Nkoo" typeface="Ebrima"/>
-        <a:font script="Olck" typeface="Nirmala UI"/>
-        <a:font script="Osma" typeface="Ebrima"/>
-        <a:font script="Phag" typeface="Phagspa"/>
-        <a:font script="Syrn" typeface="Estrangelo Edessa"/>
-        <a:font script="Syrj" typeface="Estrangelo Edessa"/>
-        <a:font script="Syre" typeface="Estrangelo Edessa"/>
-        <a:font script="Sora" typeface="Nirmala UI"/>
-        <a:font script="Tale" typeface="Microsoft Tai Le"/>
-        <a:font script="Talu" typeface="Microsoft New Tai Lue"/>
-        <a:font script="Tfng" typeface="Ebrima"/>
+        <a:font script="Jpan" typeface="CMU Serif"/>
+        <a:font script="Hang" typeface="CMU Serif"/>
+        <a:font script="Hans" typeface="CMU Serif"/>
+        <a:font script="Hant" typeface="CMU Serif"/>
+        <a:font script="Arab" typeface="CMU Serif"/>
+        <a:font script="Hebr" typeface="CMU Serif"/>
+        <a:font script="Thai" typeface="CMU Serif"/>
+        <a:font script="Ethi" typeface="CMU Serif"/>
+        <a:font script="Beng" typeface="CMU Serif"/>
+        <a:font script="Gujr" typeface="CMU Serif"/>
+        <a:font script="Khmr" typeface="CMU Serif"/>
+        <a:font script="Knda" typeface="CMU Serif"/>
+        <a:font script="Guru" typeface="CMU Serif"/>
+        <a:font script="Cans" typeface="CMU Serif"/>
+        <a:font script="Cher" typeface="CMU Serif"/>
+        <a:font script="Yiii" typeface="CMU Serif"/>
+        <a:font script="Tibt" typeface="CMU Serif"/>
+        <a:font script="Thaa" typeface="CMU Serif"/>
+        <a:font script="Deva" typeface="CMU Serif"/>
+        <a:font script="Telu" typeface="CMU Serif"/>
+        <a:font script="Taml" typeface="CMU Serif"/>
+        <a:font script="Syrc" typeface="CMU Serif"/>
+        <a:font script="Orya" typeface="CMU Serif"/>
+        <a:font script="Mlym" typeface="CMU Serif"/>
+        <a:font script="Laoo" typeface="CMU Serif"/>
+        <a:font script="Sinh" typeface="CMU Serif"/>
+        <a:font script="Mong" typeface="CMU Serif"/>
+        <a:font script="Viet" typeface="CMU Serif"/>
+        <a:font script="Uigh" typeface="CMU Serif"/>
+        <a:font script="Geor" typeface="CMU Serif"/>
+        <a:font script="Armn" typeface="CMU Serif"/>
+        <a:font script="Bugi" typeface="CMU Serif"/>
+        <a:font script="Bopo" typeface="CMU Serif"/>
+        <a:font script="Java" typeface="CMU Serif"/>
+        <a:font script="Lisu" typeface="CMU Serif"/>
+        <a:font script="Mymr" typeface="CMU Serif"/>
+        <a:font script="Nkoo" typeface="CMU Serif"/>
+        <a:font script="Olck" typeface="CMU Serif"/>
+        <a:font script="Osma" typeface="CMU Serif"/>
+        <a:font script="Phag" typeface="CMU Serif"/>
+        <a:font script="Syrn" typeface="CMU Serif"/>
+        <a:font script="Syrj" typeface="CMU Serif"/>
+        <a:font script="Syre" typeface="CMU Serif"/>
+        <a:font script="Sora" typeface="CMU Serif"/>
+        <a:font script="Tale" typeface="CMU Serif"/>
+        <a:font script="Talu" typeface="CMU Serif"/>
+        <a:font script="Tfng" typeface="CMU Serif"/>
       </a:minorFont>
     </a:fontScheme>
     <a:fmtScheme name="Office">
@@ -1428,7 +1428,7 @@
   <a:extraClrSchemeLst/>
   <a:extLst>
     <a:ext uri="{05A4C25C-085E-4340-85A3-A5531E510DB2}">
-      <ns1:themeFamily name="Office Theme" id="{2E142A2C-CD16-42D6-873A-C26D2A0506FA}" vid="{1BDDFF52-6CD6-40A5-AB3C-68EB2F1E4D0A}"/>
+      <thm15:themeFamily xmlns:thm15="http://schemas.microsoft.com/office/thememl/2012/main" name="Office Theme" id="{2E142A2C-CD16-42D6-873A-C26D2A0506FA}" vid="{1BDDFF52-6CD6-40A5-AB3C-68EB2F1E4D0A}"/>
     </a:ext>
   </a:extLst>
 </a:theme>
